--- a/machine_learning_basics/Naive Bayes Classifier.docx
+++ b/machine_learning_basics/Naive Bayes Classifier.docx
@@ -2,6 +2,166 @@
 <file path=word/document.xml><?xml version="1.0" encoding="utf-8"?>
 <w:document xmlns:wpc="http://schemas.microsoft.com/office/word/2010/wordprocessingCanvas" xmlns:cx="http://schemas.microsoft.com/office/drawing/2014/chartex" xmlns:cx1="http://schemas.microsoft.com/office/drawing/2015/9/8/chartex" xmlns:cx2="http://schemas.microsoft.com/office/drawing/2015/10/21/chartex" xmlns:cx3="http://schemas.microsoft.com/office/drawing/2016/5/9/chartex" xmlns:cx4="http://schemas.microsoft.com/office/drawing/2016/5/10/chartex" xmlns:cx5="http://schemas.microsoft.com/office/drawing/2016/5/11/chartex" xmlns:cx6="http://schemas.microsoft.com/office/drawing/2016/5/12/chartex" xmlns:cx7="http://schemas.microsoft.com/office/drawing/2016/5/13/chartex" xmlns:cx8="http://schemas.microsoft.com/office/drawing/2016/5/14/chartex" xmlns:mc="http://schemas.openxmlformats.org/markup-compatibility/2006" xmlns:aink="http://schemas.microsoft.com/office/drawing/2016/ink" xmlns:am3d="http://schemas.microsoft.com/office/drawing/2017/model3d" xmlns:o="urn:schemas-microsoft-com:office:office" xmlns:oel="http://schemas.microsoft.com/office/2019/extlst" xmlns:r="http://schemas.openxmlformats.org/officeDocument/2006/relationships" xmlns:m="http://schemas.openxmlformats.org/officeDocument/2006/math" xmlns:v="urn:schemas-microsoft-com:vml" xmlns:wp14="http://schemas.microsoft.com/office/word/2010/wordprocessingDrawing" xmlns:wp="http://schemas.openxmlformats.org/drawingml/2006/wordprocessingDrawing" xmlns:w10="urn:schemas-microsoft-com:office:word" xmlns:w="http://schemas.openxmlformats.org/wordprocessingml/2006/main" xmlns:w14="http://schemas.microsoft.com/office/word/2010/wordml" xmlns:w15="http://schemas.microsoft.com/office/word/2012/wordml" xmlns:w16cex="http://schemas.microsoft.com/office/word/2018/wordml/cex" xmlns:w16cid="http://schemas.microsoft.com/office/word/2016/wordml/cid" xmlns:w16="http://schemas.microsoft.com/office/word/2018/wordml" xmlns:w16du="http://schemas.microsoft.com/office/word/2023/wordml/word16du" xmlns:w16sdtdh="http://schemas.microsoft.com/office/word/2020/wordml/sdtdatahash" xmlns:w16sdtfl="http://schemas.microsoft.com/office/word/2024/wordml/sdtformatlock" xmlns:w16se="http://schemas.microsoft.com/office/word/2015/wordml/symex" xmlns:wpg="http://schemas.microsoft.com/office/word/2010/wordprocessingGroup" xmlns:wpi="http://schemas.microsoft.com/office/word/2010/wordprocessingInk" xmlns:wne="http://schemas.microsoft.com/office/word/2006/wordml" xmlns:wps="http://schemas.microsoft.com/office/word/2010/wordprocessingShape" mc:Ignorable="w14 w15 w16se w16cid w16 w16cex w16sdtdh w16sdtfl w16du wp14">
   <w:body>
+    <w:p>
+      <w:pPr>
+        <w:rPr>
+          <w:b/>
+          <w:bCs/>
+          <w:noProof/>
+        </w:rPr>
+      </w:pPr>
+      <w:r>
+        <w:rPr>
+          <w:b/>
+          <w:bCs/>
+          <w:noProof/>
+        </w:rPr>
+        <w:drawing>
+          <wp:inline distT="0" distB="0" distL="0" distR="0" wp14:anchorId="68F66A2D" wp14:editId="44FDD3A4">
+            <wp:extent cx="3394364" cy="1523355"/>
+            <wp:effectExtent l="0" t="0" r="0" b="1270"/>
+            <wp:docPr id="1799521714" name="Picture 1"/>
+            <wp:cNvGraphicFramePr>
+              <a:graphicFrameLocks xmlns:a="http://schemas.openxmlformats.org/drawingml/2006/main" noChangeAspect="1"/>
+            </wp:cNvGraphicFramePr>
+            <a:graphic xmlns:a="http://schemas.openxmlformats.org/drawingml/2006/main">
+              <a:graphicData uri="http://schemas.openxmlformats.org/drawingml/2006/picture">
+                <pic:pic xmlns:pic="http://schemas.openxmlformats.org/drawingml/2006/picture">
+                  <pic:nvPicPr>
+                    <pic:cNvPr id="1799521714" name=""/>
+                    <pic:cNvPicPr/>
+                  </pic:nvPicPr>
+                  <pic:blipFill>
+                    <a:blip r:embed="rId4"/>
+                    <a:stretch>
+                      <a:fillRect/>
+                    </a:stretch>
+                  </pic:blipFill>
+                  <pic:spPr>
+                    <a:xfrm>
+                      <a:off x="0" y="0"/>
+                      <a:ext cx="3409582" cy="1530185"/>
+                    </a:xfrm>
+                    <a:prstGeom prst="rect">
+                      <a:avLst/>
+                    </a:prstGeom>
+                  </pic:spPr>
+                </pic:pic>
+              </a:graphicData>
+            </a:graphic>
+          </wp:inline>
+        </w:drawing>
+      </w:r>
+    </w:p>
+    <w:p>
+      <w:pPr>
+        <w:rPr>
+          <w:noProof/>
+        </w:rPr>
+      </w:pPr>
+      <w:r>
+        <w:rPr>
+          <w:b/>
+          <w:bCs/>
+          <w:noProof/>
+        </w:rPr>
+        <w:t>EXAMPLE FOR CONDIITONAL PROBABILITY</w:t>
+      </w:r>
+      <w:r>
+        <w:rPr>
+          <w:noProof/>
+        </w:rPr>
+        <w:t>(Used in naïve bayes model)</w:t>
+      </w:r>
+    </w:p>
+    <w:p>
+      <w:pPr>
+        <w:rPr>
+          <w:noProof/>
+        </w:rPr>
+      </w:pPr>
+      <w:r>
+        <w:rPr>
+          <w:noProof/>
+        </w:rPr>
+        <w:t>If a student study well(Event A) than what is the probability of he got good score in exam(Event B)</w:t>
+      </w:r>
+    </w:p>
+    <w:p>
+      <w:pPr>
+        <w:rPr>
+          <w:b/>
+          <w:bCs/>
+          <w:noProof/>
+        </w:rPr>
+      </w:pPr>
+      <w:r>
+        <w:rPr>
+          <w:b/>
+          <w:bCs/>
+          <w:noProof/>
+        </w:rPr>
+        <w:t>EXAMPLE SUM WITH THE ABOVE REPRESENTED FORMULA</w:t>
+      </w:r>
+    </w:p>
+    <w:p>
+      <w:pPr>
+        <w:rPr>
+          <w:b/>
+          <w:bCs/>
+          <w:noProof/>
+        </w:rPr>
+      </w:pPr>
+      <w:r>
+        <w:rPr>
+          <w:b/>
+          <w:bCs/>
+          <w:noProof/>
+        </w:rPr>
+        <w:drawing>
+          <wp:inline distT="0" distB="0" distL="0" distR="0" wp14:anchorId="29B929ED" wp14:editId="273AC70B">
+            <wp:extent cx="3338945" cy="1357087"/>
+            <wp:effectExtent l="0" t="0" r="0" b="0"/>
+            <wp:docPr id="1746689882" name="Picture 1"/>
+            <wp:cNvGraphicFramePr>
+              <a:graphicFrameLocks xmlns:a="http://schemas.openxmlformats.org/drawingml/2006/main" noChangeAspect="1"/>
+            </wp:cNvGraphicFramePr>
+            <a:graphic xmlns:a="http://schemas.openxmlformats.org/drawingml/2006/main">
+              <a:graphicData uri="http://schemas.openxmlformats.org/drawingml/2006/picture">
+                <pic:pic xmlns:pic="http://schemas.openxmlformats.org/drawingml/2006/picture">
+                  <pic:nvPicPr>
+                    <pic:cNvPr id="1746689882" name=""/>
+                    <pic:cNvPicPr/>
+                  </pic:nvPicPr>
+                  <pic:blipFill>
+                    <a:blip r:embed="rId5"/>
+                    <a:stretch>
+                      <a:fillRect/>
+                    </a:stretch>
+                  </pic:blipFill>
+                  <pic:spPr>
+                    <a:xfrm>
+                      <a:off x="0" y="0"/>
+                      <a:ext cx="3350300" cy="1361702"/>
+                    </a:xfrm>
+                    <a:prstGeom prst="rect">
+                      <a:avLst/>
+                    </a:prstGeom>
+                  </pic:spPr>
+                </pic:pic>
+              </a:graphicData>
+            </a:graphic>
+          </wp:inline>
+        </w:drawing>
+      </w:r>
+    </w:p>
+    <w:p>
+      <w:pPr>
+        <w:rPr>
+          <w:noProof/>
+        </w:rPr>
+      </w:pPr>
+    </w:p>
     <w:p>
       <w:r>
         <w:rPr>
@@ -23,7 +183,7 @@
                     <pic:cNvPicPr/>
                   </pic:nvPicPr>
                   <pic:blipFill>
-                    <a:blip r:embed="rId4"/>
+                    <a:blip r:embed="rId6"/>
                     <a:stretch>
                       <a:fillRect/>
                     </a:stretch>
@@ -46,6 +206,10 @@
     </w:p>
     <w:p>
       <w:r>
+        <w:rPr>
+          <w:noProof/>
+        </w:rPr>
+        <w:lastRenderedPageBreak/>
         <w:drawing>
           <wp:inline distT="0" distB="0" distL="0" distR="0" wp14:anchorId="2E2BAAEC" wp14:editId="7E228281">
             <wp:extent cx="5731510" cy="2427605"/>
@@ -62,7 +226,7 @@
                     <pic:cNvPicPr/>
                   </pic:nvPicPr>
                   <pic:blipFill>
-                    <a:blip r:embed="rId5"/>
+                    <a:blip r:embed="rId7"/>
                     <a:stretch>
                       <a:fillRect/>
                     </a:stretch>
@@ -83,6 +247,271 @@
         </w:drawing>
       </w:r>
     </w:p>
+    <w:p>
+      <w:pPr>
+        <w:rPr>
+          <w:b/>
+          <w:bCs/>
+        </w:rPr>
+      </w:pPr>
+      <w:r>
+        <w:rPr>
+          <w:b/>
+          <w:bCs/>
+        </w:rPr>
+        <w:t>EX:</w:t>
+      </w:r>
+    </w:p>
+    <w:p>
+      <w:r>
+        <w:t>if age increase height and weight of the people will increase,</w:t>
+      </w:r>
+      <w:r>
+        <w:t xml:space="preserve"> </w:t>
+      </w:r>
+      <w:r>
+        <w:t>Here height and weight are dependent with age, but in navis bayes</w:t>
+      </w:r>
+      <w:r>
+        <w:t xml:space="preserve"> </w:t>
+      </w:r>
+      <w:r>
+        <w:t>it assumes both of the features are independent.</w:t>
+      </w:r>
+      <w:r>
+        <w:t xml:space="preserve"> That is why it is called assumption(naïve) </w:t>
+      </w:r>
+    </w:p>
+    <w:p>
+      <w:pPr>
+        <w:rPr>
+          <w:b/>
+          <w:bCs/>
+        </w:rPr>
+      </w:pPr>
+      <w:r>
+        <w:rPr>
+          <w:b/>
+          <w:bCs/>
+        </w:rPr>
+        <w:t>BENEFIT OF NAÏVE BAYES:</w:t>
+      </w:r>
+    </w:p>
+    <w:p>
+      <w:pPr>
+        <w:rPr>
+          <w:b/>
+          <w:bCs/>
+        </w:rPr>
+      </w:pPr>
+      <w:r>
+        <w:t>It assumes all the features are independent so it gives equal importance(weight) for all the features, variance will increase if the dependant features has changes in it, but here variance will be low, because all the features are assumed as independent</w:t>
+      </w:r>
+      <w:r>
+        <w:rPr>
+          <w:b/>
+          <w:bCs/>
+        </w:rPr>
+        <w:t>, hence avoids overfitting</w:t>
+      </w:r>
+    </w:p>
+    <w:p>
+      <w:r>
+        <w:t>So this naïve bayes are mainly used in text processing</w:t>
+      </w:r>
+    </w:p>
+    <w:p>
+      <w:pPr>
+        <w:rPr>
+          <w:b/>
+          <w:bCs/>
+        </w:rPr>
+      </w:pPr>
+      <w:r>
+        <w:rPr>
+          <w:b/>
+          <w:bCs/>
+        </w:rPr>
+        <w:t>EXAMPLE WITH DATASET:</w:t>
+      </w:r>
+    </w:p>
+    <w:p>
+      <w:r>
+        <w:t>In below data set yellow highlight is a event</w:t>
+      </w:r>
+      <w:r>
+        <w:t>(event A)</w:t>
+      </w:r>
+      <w:r>
+        <w:t xml:space="preserve"> that already occurred, blue highlight is the event(event B) that are going to occur because of the event A.</w:t>
+      </w:r>
+    </w:p>
+    <w:p>
+      <w:r>
+        <w:t xml:space="preserve">With the provided dataset we are going to find </w:t>
+      </w:r>
+      <w:r>
+        <w:t>is the</w:t>
+      </w:r>
+      <w:r>
+        <w:t xml:space="preserve"> inpu</w:t>
+      </w:r>
+      <w:r>
+        <w:t>t</w:t>
+      </w:r>
+      <w:r>
+        <w:t xml:space="preserve"> X are fall in which type of category(yes/no)</w:t>
+      </w:r>
+    </w:p>
+    <w:p>
+      <w:r>
+        <w:t xml:space="preserve">Pink highlight is called </w:t>
+      </w:r>
+      <w:r>
+        <w:rPr>
+          <w:b/>
+          <w:bCs/>
+        </w:rPr>
+        <w:t>likelihood</w:t>
+      </w:r>
+      <w:r>
+        <w:t xml:space="preserve"> of a event. And orange is called prior, a </w:t>
+      </w:r>
+      <w:r>
+        <w:rPr>
+          <w:b/>
+          <w:bCs/>
+        </w:rPr>
+        <w:t>prior will give</w:t>
+      </w:r>
+      <w:r>
+        <w:t xml:space="preserve"> the </w:t>
+      </w:r>
+      <w:r>
+        <w:rPr>
+          <w:b/>
+          <w:bCs/>
+        </w:rPr>
+        <w:t>probability</w:t>
+      </w:r>
+      <w:r>
+        <w:t xml:space="preserve"> result </w:t>
+      </w:r>
+      <w:r>
+        <w:rPr>
+          <w:b/>
+          <w:bCs/>
+        </w:rPr>
+        <w:t>without finding</w:t>
+      </w:r>
+      <w:r>
+        <w:t xml:space="preserve"> the </w:t>
+      </w:r>
+      <w:r>
+        <w:rPr>
+          <w:b/>
+          <w:bCs/>
+        </w:rPr>
+        <w:t>likel</w:t>
+      </w:r>
+      <w:r>
+        <w:rPr>
+          <w:b/>
+          <w:bCs/>
+        </w:rPr>
+        <w:t>i</w:t>
+      </w:r>
+      <w:r>
+        <w:rPr>
+          <w:b/>
+          <w:bCs/>
+        </w:rPr>
+        <w:t>hood</w:t>
+      </w:r>
+      <w:r>
+        <w:t>.</w:t>
+      </w:r>
+    </w:p>
+    <w:p>
+      <w:r>
+        <w:drawing>
+          <wp:inline distT="0" distB="0" distL="0" distR="0" wp14:anchorId="04CAF00B" wp14:editId="7CA215BC">
+            <wp:extent cx="5731510" cy="2434590"/>
+            <wp:effectExtent l="0" t="0" r="2540" b="3810"/>
+            <wp:docPr id="1860045444" name="Picture 1"/>
+            <wp:cNvGraphicFramePr>
+              <a:graphicFrameLocks xmlns:a="http://schemas.openxmlformats.org/drawingml/2006/main" noChangeAspect="1"/>
+            </wp:cNvGraphicFramePr>
+            <a:graphic xmlns:a="http://schemas.openxmlformats.org/drawingml/2006/main">
+              <a:graphicData uri="http://schemas.openxmlformats.org/drawingml/2006/picture">
+                <pic:pic xmlns:pic="http://schemas.openxmlformats.org/drawingml/2006/picture">
+                  <pic:nvPicPr>
+                    <pic:cNvPr id="1860045444" name=""/>
+                    <pic:cNvPicPr/>
+                  </pic:nvPicPr>
+                  <pic:blipFill>
+                    <a:blip r:embed="rId8"/>
+                    <a:stretch>
+                      <a:fillRect/>
+                    </a:stretch>
+                  </pic:blipFill>
+                  <pic:spPr>
+                    <a:xfrm>
+                      <a:off x="0" y="0"/>
+                      <a:ext cx="5731510" cy="2434590"/>
+                    </a:xfrm>
+                    <a:prstGeom prst="rect">
+                      <a:avLst/>
+                    </a:prstGeom>
+                  </pic:spPr>
+                </pic:pic>
+              </a:graphicData>
+            </a:graphic>
+          </wp:inline>
+        </w:drawing>
+      </w:r>
+    </w:p>
+    <w:p>
+      <w:r>
+        <w:lastRenderedPageBreak/>
+        <w:drawing>
+          <wp:inline distT="0" distB="0" distL="0" distR="0" wp14:anchorId="227B906D" wp14:editId="3BC07715">
+            <wp:extent cx="5731510" cy="2233295"/>
+            <wp:effectExtent l="0" t="0" r="2540" b="0"/>
+            <wp:docPr id="1325603676" name="Picture 1"/>
+            <wp:cNvGraphicFramePr>
+              <a:graphicFrameLocks xmlns:a="http://schemas.openxmlformats.org/drawingml/2006/main" noChangeAspect="1"/>
+            </wp:cNvGraphicFramePr>
+            <a:graphic xmlns:a="http://schemas.openxmlformats.org/drawingml/2006/main">
+              <a:graphicData uri="http://schemas.openxmlformats.org/drawingml/2006/picture">
+                <pic:pic xmlns:pic="http://schemas.openxmlformats.org/drawingml/2006/picture">
+                  <pic:nvPicPr>
+                    <pic:cNvPr id="1325603676" name=""/>
+                    <pic:cNvPicPr/>
+                  </pic:nvPicPr>
+                  <pic:blipFill>
+                    <a:blip r:embed="rId9"/>
+                    <a:stretch>
+                      <a:fillRect/>
+                    </a:stretch>
+                  </pic:blipFill>
+                  <pic:spPr>
+                    <a:xfrm>
+                      <a:off x="0" y="0"/>
+                      <a:ext cx="5731510" cy="2233295"/>
+                    </a:xfrm>
+                    <a:prstGeom prst="rect">
+                      <a:avLst/>
+                    </a:prstGeom>
+                  </pic:spPr>
+                </pic:pic>
+              </a:graphicData>
+            </a:graphic>
+          </wp:inline>
+        </w:drawing>
+      </w:r>
+    </w:p>
+    <w:p/>
     <w:sectPr>
       <w:pgSz w:w="11906" w:h="16838"/>
       <w:pgMar w:top="1440" w:right="1440" w:bottom="1440" w:left="1440" w:header="708" w:footer="708" w:gutter="0"/>
@@ -696,7 +1125,6 @@
   <w:style w:type="character" w:default="1" w:styleId="DefaultParagraphFont">
     <w:name w:val="Default Paragraph Font"/>
     <w:uiPriority w:val="1"/>
-    <w:semiHidden/>
     <w:unhideWhenUsed/>
   </w:style>
   <w:style w:type="table" w:default="1" w:styleId="TableNormal">
